--- a/Christopher Bruce - CV.docx
+++ b/Christopher Bruce - CV.docx
@@ -1007,7 +1007,23 @@
           <w:color w:val="auto"/>
           <w:lang w:val="en-GB"/>
         </w:rPr>
-        <w:t>: Econometrics, Time-Series Analysis, Machine Learning (XGBoost, Random Forests)</w:t>
+        <w:t>: Econometrics, Time-Series Analysis,</w:t>
+      </w:r>
+      <w:r>
+        <w:rPr>
+          <w:rFonts w:hint="default" w:cs="Calibri"/>
+          <w:color w:val="auto"/>
+          <w:lang w:val="en-US"/>
+        </w:rPr>
+        <w:t xml:space="preserve"> NLP Exposure,</w:t>
+      </w:r>
+      <w:r>
+        <w:rPr>
+          <w:rFonts w:hint="default" w:ascii="Calibri" w:hAnsi="Calibri" w:cs="Calibri"/>
+          <w:color w:val="auto"/>
+          <w:lang w:val="en-GB"/>
+        </w:rPr>
+        <w:t xml:space="preserve"> Machine Learning (XGBoost, Random Forests)</w:t>
       </w:r>
       <w:r>
         <w:rPr>
@@ -1250,15 +1266,15 @@
           <w:color w:val="auto"/>
           <w:lang w:val="en-GB"/>
         </w:rPr>
-        <w:t xml:space="preserve">                                                    </w:t>
-      </w:r>
-      <w:r>
-        <w:rPr>
-          <w:rFonts w:hint="default" w:cs="Calibri"/>
-          <w:color w:val="auto"/>
-          <w:lang w:val="en-US"/>
-        </w:rPr>
-        <w:t xml:space="preserve">London </w:t>
+        <w:t xml:space="preserve">                             </w:t>
+      </w:r>
+      <w:r>
+        <w:rPr>
+          <w:rFonts w:hint="default" w:cs="Calibri"/>
+          <w:color w:val="auto"/>
+          <w:lang w:val="en-US"/>
+        </w:rPr>
+        <w:t xml:space="preserve">London - Amsterdam </w:t>
       </w:r>
     </w:p>
     <w:p>
@@ -1509,7 +1525,23 @@
           <w:color w:val="auto"/>
           <w:lang w:val="en-GB"/>
         </w:rPr>
-        <w:t>Engineered proprietary investment signals by mapping Sustainable Development Goals (SDGs) and corporate actions (e.g., R&amp;D investments) into quantitative factors.</w:t>
+        <w:t>Engineered proprietary investment signals by mapping Sustainable Development Goals (SDGs) and corporate actions (e.g., R&amp;D investments) into quantitative</w:t>
+      </w:r>
+      <w:r>
+        <w:rPr>
+          <w:rFonts w:hint="default" w:cs="Calibri"/>
+          <w:color w:val="auto"/>
+          <w:lang w:val="en-US"/>
+        </w:rPr>
+        <w:t xml:space="preserve"> portfolio</w:t>
+      </w:r>
+      <w:r>
+        <w:rPr>
+          <w:rFonts w:hint="default" w:cs="Calibri"/>
+          <w:color w:val="auto"/>
+          <w:lang w:val="en-GB"/>
+        </w:rPr>
+        <w:t xml:space="preserve"> factors.</w:t>
       </w:r>
     </w:p>
     <w:p>
@@ -1611,17 +1643,41 @@
       <w:r>
         <w:rPr>
           <w:rFonts w:hint="default"/>
-          <w:lang w:val="en-GB"/>
-        </w:rPr>
-        <w:t xml:space="preserve">Satisfying </w:t>
-      </w:r>
-      <w:r>
-        <w:rPr>
-          <w:rFonts w:hint="default" w:cs="Calibri"/>
-          <w:color w:val="auto"/>
-          <w:lang w:val="en-GB"/>
-        </w:rPr>
-        <w:t>large top institutional clients, like Nikkei exchange and CERES.</w:t>
+          <w:lang w:val="en-US"/>
+        </w:rPr>
+        <w:t xml:space="preserve">Collaborating with </w:t>
+      </w:r>
+      <w:r>
+        <w:rPr>
+          <w:rFonts w:hint="default" w:cs="Calibri"/>
+          <w:color w:val="auto"/>
+          <w:lang w:val="en-GB"/>
+        </w:rPr>
+        <w:t xml:space="preserve">Nikkei </w:t>
+      </w:r>
+      <w:r>
+        <w:rPr>
+          <w:rFonts w:hint="default" w:cs="Calibri"/>
+          <w:color w:val="auto"/>
+          <w:lang w:val="en-US"/>
+        </w:rPr>
+        <w:t>Exchange</w:t>
+      </w:r>
+      <w:r>
+        <w:rPr>
+          <w:rFonts w:hint="default" w:cs="Calibri"/>
+          <w:color w:val="auto"/>
+          <w:lang w:val="en-GB"/>
+        </w:rPr>
+        <w:t xml:space="preserve"> </w:t>
+      </w:r>
+      <w:r>
+        <w:rPr>
+          <w:rFonts w:hint="default" w:cs="Calibri"/>
+          <w:color w:val="auto"/>
+          <w:lang w:val="en-US"/>
+        </w:rPr>
+        <w:t>Japanese analysts to build a sustainability-linked tradable index.</w:t>
       </w:r>
     </w:p>
     <w:p>
@@ -1687,8 +1743,6 @@
         </w:rPr>
         <w:t xml:space="preserve"> (e.g. VaR, Rolling Sharpe).</w:t>
       </w:r>
-      <w:bookmarkStart w:id="2" w:name="_GoBack"/>
-      <w:bookmarkEnd w:id="2"/>
     </w:p>
     <w:p>
       <w:pPr>
@@ -2072,7 +2126,17 @@
           <w:color w:val="auto"/>
           <w:lang w:val="en-GB"/>
         </w:rPr>
-        <w:t>Algorithmic Modelling &amp; Risk Analytics: Developed an unsupervised learning (Network Clustering) framework to identify hidden market structures, contributing to more accurate risk ass</w:t>
+        <w:t xml:space="preserve">Algorithmic Modelling &amp; Risk Analytics: Developed an unsupervised learning (Network Clustering) framework to </w:t>
+      </w:r>
+      <w:bookmarkStart w:id="2" w:name="_GoBack"/>
+      <w:bookmarkEnd w:id="2"/>
+      <w:r>
+        <w:rPr>
+          <w:rFonts w:hint="default" w:ascii="Calibri" w:hAnsi="Calibri" w:cs="Calibri"/>
+          <w:color w:val="auto"/>
+          <w:lang w:val="en-GB"/>
+        </w:rPr>
+        <w:t>identify hidden market structures, contributing to more accurate risk ass</w:t>
       </w:r>
       <w:r>
         <w:rPr>
@@ -2245,6 +2309,7 @@
         <w:pStyle w:val="12"/>
         <w:widowControl w:val="0"/>
         <w:numPr>
+          <w:ilvl w:val="0"/>
           <w:numId w:val="0"/>
         </w:numPr>
         <w:autoSpaceDE w:val="0"/>
@@ -2264,6 +2329,7 @@
         <w:pStyle w:val="12"/>
         <w:widowControl w:val="0"/>
         <w:numPr>
+          <w:ilvl w:val="0"/>
           <w:numId w:val="0"/>
         </w:numPr>
         <w:autoSpaceDE w:val="0"/>
@@ -2283,6 +2349,7 @@
         <w:pStyle w:val="12"/>
         <w:widowControl w:val="0"/>
         <w:numPr>
+          <w:ilvl w:val="0"/>
           <w:numId w:val="0"/>
         </w:numPr>
         <w:autoSpaceDE w:val="0"/>
@@ -2302,6 +2369,7 @@
         <w:pStyle w:val="12"/>
         <w:widowControl w:val="0"/>
         <w:numPr>
+          <w:ilvl w:val="0"/>
           <w:numId w:val="0"/>
         </w:numPr>
         <w:autoSpaceDE w:val="0"/>
@@ -2321,6 +2389,7 @@
         <w:pStyle w:val="12"/>
         <w:widowControl w:val="0"/>
         <w:numPr>
+          <w:ilvl w:val="0"/>
           <w:numId w:val="0"/>
         </w:numPr>
         <w:autoSpaceDE w:val="0"/>
